--- a/reports/Perhitungan_Manual_BISINDO.docx
+++ b/reports/Perhitungan_Manual_BISINDO.docx
@@ -10,7 +10,7 @@
     <w:p/>
     <w:p>
       <w:r>
-        <w:t xml:space="preserve">Tanggal ekspor: 2026-03-27 01:54:58</w:t>
+        <w:t xml:space="preserve">Tanggal ekspor: 2026-03-27 12:23:31</w:t>
       </w:r>
     </w:p>
     <w:p/>
@@ -100,9 +100,51 @@
       </w:r>
     </w:p>
     <w:p/>
-    <w:p>
-      <w:r>
-        <w:t xml:space="preserve">## 2. Perhitungan Manual Preprocessing Skeleton</w:t>
+    <w:p/>
+    <w:p>
+      <w:r>
+        <w:t xml:space="preserve">## 2. Uraian Metode dalam Bahasa Laporan</w:t>
+      </w:r>
+    </w:p>
+    <w:p>
+      <w:r>
+        <w:t xml:space="preserve">Penelitian ini mengimplementasikan sistem pengenalan alfabet Bahasa Isyarat BISINDO berbasis citra statis dengan pendekatan hibrida skeleton dan Long Short-Term Memory (LSTM). Tahap awal sistem adalah ekstraksi ciri tangan menggunakan MediaPipe Hands untuk memperoleh titik-titik landmark anatomi tangan. Setiap tangan direpresentasikan oleh 21 landmark tiga dimensi, sehingga ketika sistem mendeteksi dua tangan, total landmark yang digunakan menjadi 42 titik.</w:t>
+      </w:r>
+    </w:p>
+    <w:p>
+      <w:r>
+        <w:t xml:space="preserve">Landmark yang diperoleh tidak langsung digunakan sebagai masukan model. Tahap praproses dilakukan melalui translasi terhadap titik wrist, rotasi orientasi terhadap sumbu acuan wrist ke middle metacarpophalangeal joint, dan normalisasi skala berdasarkan geometri telapak tangan. Tahap ini bertujuan untuk mengurangi variasi yang disebabkan oleh perbedaan posisi tangan, kemiringan, serta jarak tangan terhadap kamera.</w:t>
+      </w:r>
+    </w:p>
+    <w:p>
+      <w:r>
+        <w:t xml:space="preserve">Setelah normalisasi, setiap landmark diubah menjadi vektor fitur berdimensi 8, yang terdiri atas koordinat ternormalisasi, vektor relatif terhadap parent joint, jarak terhadap wrist, serta jarak terhadap centroid. Dengan demikian, satu sampel citra direpresentasikan sebagai matriks berukuran 42 x 8. Representasi ini selanjutnya diperlakukan sebagai pseudo-sequence agar hubungan antarlandmark dapat dipelajari secara berurutan oleh model LSTM meskipun data yang digunakan berupa gambar statis, bukan video.</w:t>
+      </w:r>
+    </w:p>
+    <w:p>
+      <w:r>
+        <w:t xml:space="preserve">Pemilihan arsitektur LSTM pada penelitian ini didasarkan pada kemampuannya dalam mempelajari dependensi antar elemen urutan. Pada implementasinya, model menggunakan Bidirectional LSTM sehingga proses pembelajaran dilakukan dari arah awal ke akhir dan dari arah akhir ke awal sequence. Pendekatan ini memungkinkan model menangkap keterkaitan spasial antarlandmark dengan konteks yang lebih lengkap dibandingkan LSTM satu arah.</w:t>
+      </w:r>
+    </w:p>
+    <w:p>
+      <w:r>
+        <w:t xml:space="preserve">Keluaran dari lapisan Bidirectional LSTM kemudian diteruskan ke lapisan dense untuk melakukan pemetaan fitur menuju 26 kelas alfabet BISINDO. Lapisan output menggunakan fungsi aktivasi softmax untuk menghasilkan probabilitas setiap kelas. Kelas dengan probabilitas tertinggi ditetapkan sebagai hasil prediksi akhir sistem.</w:t>
+      </w:r>
+    </w:p>
+    <w:p>
+      <w:r>
+        <w:t xml:space="preserve">Berdasarkan hasil pelatihan terakhir, model memperoleh akurasi validasi sebesar 92.65%. Selain itu, evaluasi multi-kelas menunjukkan nilai macro F1-score sebesar 0.9247 dan weighted F1-score sebesar 0.9264. Nilai tersebut menunjukkan bahwa model tidak hanya memiliki ketepatan prediksi yang tinggi secara umum, tetapi juga cukup seimbang dalam mengenali berbagai kelas alfabet BISINDO.</w:t>
+      </w:r>
+    </w:p>
+    <w:p>
+      <w:r>
+        <w:t xml:space="preserve">Secara keseluruhan, alur kerja sistem terdiri atas empat tahap utama, yaitu akuisisi citra, ekstraksi skeleton tangan, pembentukan pseudo-sequence fitur, dan klasifikasi dengan model Bidirectional LSTM. Rangkaian proses ini dirancang agar sistem mampu mengenali alfabet BISINDO secara otomatis baik dari citra unggahan maupun frame webcam secara real-time.</w:t>
+      </w:r>
+    </w:p>
+    <w:p/>
+    <w:p>
+      <w:r>
+        <w:t xml:space="preserve">## 3. Perhitungan Manual Preprocessing Skeleton</w:t>
       </w:r>
     </w:p>
     <w:p>
@@ -113,7 +155,7 @@
     <w:p/>
     <w:p>
       <w:r>
-        <w:t xml:space="preserve">### 2.1 Translasi terhadap wrist</w:t>
+        <w:t xml:space="preserve">### 3.1 Translasi terhadap wrist</w:t>
       </w:r>
     </w:p>
     <w:p>
@@ -149,7 +191,7 @@
     <w:p/>
     <w:p>
       <w:r>
-        <w:t xml:space="preserve">### 2.2 Rotasi orientasi tangan</w:t>
+        <w:t xml:space="preserve">### 3.2 Rotasi orientasi tangan</w:t>
       </w:r>
     </w:p>
     <w:p>
@@ -195,7 +237,7 @@
     <w:p/>
     <w:p>
       <w:r>
-        <w:t xml:space="preserve">### 2.3 Penentuan skala normalisasi</w:t>
+        <w:t xml:space="preserve">### 3.3 Penentuan skala normalisasi</w:t>
       </w:r>
     </w:p>
     <w:p>
@@ -226,7 +268,7 @@
     <w:p/>
     <w:p>
       <w:r>
-        <w:t xml:space="preserve">### 2.4 Normalisasi satu landmark contoh</w:t>
+        <w:t xml:space="preserve">### 3.4 Normalisasi satu landmark contoh</w:t>
       </w:r>
     </w:p>
     <w:p>
@@ -247,7 +289,7 @@
     <w:p/>
     <w:p>
       <w:r>
-        <w:t xml:space="preserve">### 2.5 Penyusunan feature vector per landmark</w:t>
+        <w:t xml:space="preserve">### 3.5 Penyusunan feature vector per landmark</w:t>
       </w:r>
     </w:p>
     <w:p>
@@ -335,7 +377,7 @@
     <w:p/>
     <w:p>
       <w:r>
-        <w:t xml:space="preserve">## 3. Perhitungan Ukuran Input Model</w:t>
+        <w:t xml:space="preserve">## 4. Perhitungan Ukuran Input Model</w:t>
       </w:r>
     </w:p>
     <w:p>
@@ -366,7 +408,7 @@
     <w:p/>
     <w:p>
       <w:r>
-        <w:t xml:space="preserve">## 4. Perhitungan Manual Parameter LSTM</w:t>
+        <w:t xml:space="preserve">## 5. Perhitungan Manual Parameter LSTM</w:t>
       </w:r>
     </w:p>
     <w:p>
@@ -377,7 +419,7 @@
     <w:p/>
     <w:p>
       <w:r>
-        <w:t xml:space="preserve">### 4.1 Bidirectional LSTM pertama</w:t>
+        <w:t xml:space="preserve">### 5.1 Bidirectional LSTM pertama</w:t>
       </w:r>
     </w:p>
     <w:p>
@@ -403,7 +445,7 @@
     <w:p/>
     <w:p>
       <w:r>
-        <w:t xml:space="preserve">### 4.2 Bidirectional LSTM kedua</w:t>
+        <w:t xml:space="preserve">### 5.2 Bidirectional LSTM kedua</w:t>
       </w:r>
     </w:p>
     <w:p>
@@ -429,7 +471,7 @@
     <w:p/>
     <w:p>
       <w:r>
-        <w:t xml:space="preserve">### 4.3 Dense layer</w:t>
+        <w:t xml:space="preserve">### 5.3 Dense layer</w:t>
       </w:r>
     </w:p>
     <w:p>
@@ -445,7 +487,7 @@
     <w:p/>
     <w:p>
       <w:r>
-        <w:t xml:space="preserve">### 4.4 Total parameter model</w:t>
+        <w:t xml:space="preserve">### 5.4 Total parameter model</w:t>
       </w:r>
     </w:p>
     <w:p>
@@ -456,7 +498,7 @@
     <w:p/>
     <w:p>
       <w:r>
-        <w:t xml:space="preserve">## 5. Perhitungan Prediksi Softmax</w:t>
+        <w:t xml:space="preserve">## 6. Perhitungan Prediksi Softmax</w:t>
       </w:r>
     </w:p>
     <w:p>
@@ -503,7 +545,199 @@
     <w:p/>
     <w:p>
       <w:r>
-        <w:t xml:space="preserve">## 6. Kesimpulan untuk Laporan</w:t>
+        <w:t xml:space="preserve">## 7. Confusion Matrix</w:t>
+      </w:r>
+    </w:p>
+    <w:p>
+      <w:r>
+        <w:t xml:space="preserve">- Total sampel validasi pada confusion matrix: 2067</w:t>
+      </w:r>
+    </w:p>
+    <w:p>
+      <w:r>
+        <w:t xml:space="preserve">- Prediksi benar pada diagonal utama: 1915</w:t>
+      </w:r>
+    </w:p>
+    <w:p>
+      <w:r>
+        <w:t xml:space="preserve">- Gambar confusion matrix: D:\Kerjaan\Client\Brians\Bisindo_Project\backend\artifacts\confusion_matrix.png</w:t>
+      </w:r>
+    </w:p>
+    <w:p>
+      <w:r>
+        <w:t xml:space="preserve">- Baris menunjukkan label sebenarnya, kolom menunjukkan label hasil prediksi.</w:t>
+      </w:r>
+    </w:p>
+    <w:p>
+      <w:r>
+        <w:t xml:space="preserve">- Nilai diagonal yang tinggi menandakan model mampu mengklasifikasikan kelas tersebut dengan benar.</w:t>
+      </w:r>
+    </w:p>
+    <w:p/>
+    <w:p>
+      <w:r>
+        <w:t xml:space="preserve">## 8. Classification Report per Kelas</w:t>
+      </w:r>
+    </w:p>
+    <w:p>
+      <w:r>
+        <w:t xml:space="preserve">| Kelas | Precision | Recall | F1-score | Support |</w:t>
+      </w:r>
+    </w:p>
+    <w:p>
+      <w:r>
+        <w:t xml:space="preserve">|---|---:|---:|---:|---:|</w:t>
+      </w:r>
+    </w:p>
+    <w:p>
+      <w:r>
+        <w:t xml:space="preserve">| A | 0.8814 | 0.8667 | 0.8739 | 60 |</w:t>
+      </w:r>
+    </w:p>
+    <w:p>
+      <w:r>
+        <w:t xml:space="preserve">| B | 0.9333 | 0.8974 | 0.9150 | 78 |</w:t>
+      </w:r>
+    </w:p>
+    <w:p>
+      <w:r>
+        <w:t xml:space="preserve">| C | 0.8875 | 0.9103 | 0.8987 | 78 |</w:t>
+      </w:r>
+    </w:p>
+    <w:p>
+      <w:r>
+        <w:t xml:space="preserve">| D | 0.9506 | 0.9059 | 0.9277 | 85 |</w:t>
+      </w:r>
+    </w:p>
+    <w:p>
+      <w:r>
+        <w:t xml:space="preserve">| E | 0.9383 | 0.9744 | 0.9560 | 78 |</w:t>
+      </w:r>
+    </w:p>
+    <w:p>
+      <w:r>
+        <w:t xml:space="preserve">| F | 0.9189 | 0.8718 | 0.8947 | 78 |</w:t>
+      </w:r>
+    </w:p>
+    <w:p>
+      <w:r>
+        <w:t xml:space="preserve">| G | 0.9351 | 0.9600 | 0.9474 | 75 |</w:t>
+      </w:r>
+    </w:p>
+    <w:p>
+      <w:r>
+        <w:t xml:space="preserve">| H | 0.9296 | 0.8919 | 0.9103 | 74 |</w:t>
+      </w:r>
+    </w:p>
+    <w:p>
+      <w:r>
+        <w:t xml:space="preserve">| I | 0.9889 | 1.0000 | 0.9944 | 89 |</w:t>
+      </w:r>
+    </w:p>
+    <w:p>
+      <w:r>
+        <w:t xml:space="preserve">| J | 0.9474 | 1.0000 | 0.9730 | 90 |</w:t>
+      </w:r>
+    </w:p>
+    <w:p>
+      <w:r>
+        <w:t xml:space="preserve">| K | 0.9841 | 0.9538 | 0.9688 | 65 |</w:t>
+      </w:r>
+    </w:p>
+    <w:p>
+      <w:r>
+        <w:t xml:space="preserve">| L | 0.9022 | 0.9432 | 0.9222 | 88 |</w:t>
+      </w:r>
+    </w:p>
+    <w:p>
+      <w:r>
+        <w:t xml:space="preserve">| M | 0.9870 | 0.8172 | 0.8941 | 93 |</w:t>
+      </w:r>
+    </w:p>
+    <w:p>
+      <w:r>
+        <w:t xml:space="preserve">| N | 0.8411 | 0.9783 | 0.9045 | 92 |</w:t>
+      </w:r>
+    </w:p>
+    <w:p>
+      <w:r>
+        <w:t xml:space="preserve">| O | 1.0000 | 0.9610 | 0.9801 | 77 |</w:t>
+      </w:r>
+    </w:p>
+    <w:p>
+      <w:r>
+        <w:t xml:space="preserve">| P | 0.8627 | 0.9462 | 0.9026 | 93 |</w:t>
+      </w:r>
+    </w:p>
+    <w:p>
+      <w:r>
+        <w:t xml:space="preserve">| Q | 0.9706 | 0.9041 | 0.9362 | 73 |</w:t>
+      </w:r>
+    </w:p>
+    <w:p>
+      <w:r>
+        <w:t xml:space="preserve">| R | 0.9529 | 0.9529 | 0.9529 | 85 |</w:t>
+      </w:r>
+    </w:p>
+    <w:p>
+      <w:r>
+        <w:t xml:space="preserve">| S | 0.9342 | 0.8987 | 0.9161 | 79 |</w:t>
+      </w:r>
+    </w:p>
+    <w:p>
+      <w:r>
+        <w:t xml:space="preserve">| T | 0.8642 | 0.9091 | 0.8861 | 77 |</w:t>
+      </w:r>
+    </w:p>
+    <w:p>
+      <w:r>
+        <w:t xml:space="preserve">| U | 0.9487 | 0.9136 | 0.9308 | 81 |</w:t>
+      </w:r>
+    </w:p>
+    <w:p>
+      <w:r>
+        <w:t xml:space="preserve">| V | 0.9792 | 1.0000 | 0.9895 | 94 |</w:t>
+      </w:r>
+    </w:p>
+    <w:p>
+      <w:r>
+        <w:t xml:space="preserve">| W | 0.8986 | 0.8611 | 0.8794 | 72 |</w:t>
+      </w:r>
+    </w:p>
+    <w:p>
+      <w:r>
+        <w:t xml:space="preserve">| X | 0.8846 | 0.8961 | 0.8903 | 77 |</w:t>
+      </w:r>
+    </w:p>
+    <w:p>
+      <w:r>
+        <w:t xml:space="preserve">| Y | 0.8500 | 0.8500 | 0.8500 | 60 |</w:t>
+      </w:r>
+    </w:p>
+    <w:p>
+      <w:r>
+        <w:t xml:space="preserve">| Z | 0.9359 | 0.9605 | 0.9481 | 76 |</w:t>
+      </w:r>
+    </w:p>
+    <w:p>
+      <w:r>
+        <w:t xml:space="preserve">| accuracy | - | - | 0.9265 | 2067 |</w:t>
+      </w:r>
+    </w:p>
+    <w:p>
+      <w:r>
+        <w:t xml:space="preserve">| macro avg | 0.9272 | 0.9240 | 0.9247 | 2067 |</w:t>
+      </w:r>
+    </w:p>
+    <w:p>
+      <w:r>
+        <w:t xml:space="preserve">| weighted avg | 0.9282 | 0.9265 | 0.9264 | 2067 |</w:t>
+      </w:r>
+    </w:p>
+    <w:p/>
+    <w:p>
+      <w:r>
+        <w:t xml:space="preserve">## 9. Kesimpulan untuk Laporan</w:t>
       </w:r>
     </w:p>
     <w:p>
